--- a/manuscript/Temporal_Domains_Without_a_Global_Clock.docx
+++ b/manuscript/Temporal_Domains_Without_a_Global_Clock.docx
@@ -4482,7 +4482,7 @@
     </w:p>
     <w:p>
       <w:r>
-        <w:t>The data and code that support the findings of this study, including the finite frozen validation packages identified by SHA-256 hashes in Appendix B, are available from the corresponding author upon reasonable request.</w:t>
+        <w:t>The reproducibility archive supporting this study, including the finite frozen validation packages identified by SHA-256 hashes in Appendix B, manuscript figures, and integrity records, is publicly available on Zenodo at DOI: 10.5281/zenodo.21931500. The associated source repository is mabojviu/temporal-domains-without-global-clock on GitHub.</w:t>
       </w:r>
     </w:p>
     <w:p>
